--- a/01. 일하는 방식의 변화/Part 4. 조직과 리더십 l 4화 실패의 경제학, 회복탄력성은 어떻게 길러지나 신생기업 5년 생존율 36.4%와 재도전 펀드 1조 원.docx
+++ b/01. 일하는 방식의 변화/Part 4. 조직과 리더십 l 4화 실패의 경제학, 회복탄력성은 어떻게 길러지나 신생기업 5년 생존율 36.4%와 재도전 펀드 1조 원.docx
@@ -165,7 +165,7 @@
         <w:spacing w:after="160" w:line="360" w:lineRule="auto"/>
       </w:pPr>
       <w:r>
-        <w:t xml:space="preserve">정책도 이 방향으로 움직입니다. 2026년 재도전성공패키지는 추가경정예산 모집으로까지 이어졌고 폐업 이력이 있는 예비 재창업자와 7년 이내 재창업 기업을 대상으로 사업화 자금을 평균 0.67억 원, 최대 1억 원 지원하고 심리 치유와 실패 원인 분석, 멘토링, 투자 연계를 함께 제공합니다. 정부는 앞으로 5년 동안 1조 원 이상의 재도전 펀드를 만들고 민간 금융을 쓰기 어려운 재도전자에게 2026년 1,000억 원의 정책자금을 공급하기로 했습니다. 동종 업종 재창업을 창업으로 인정하지 않는 기간을 3년에서 1년으로 줄이는 시행령 개정과 벤처투자의 연대책임 제한도 계획에 담겼습니다.</w:t>
+        <w:t xml:space="preserve">정책도 이 방향으로 움직입니다. 2026년 재도전성공패키지는 추가경정예산 모집으로까지 이어졌고 폐업 이력이 있는 예비 재창업자와 7년 이내 재창업 기업을 대상으로 사업화 자금을 평균 0.67억 원, 최대 1억 원 지원하고 심리 치유와 실패 원인 분석, 멘토링, 투자 연계를 함께 제공합니다. 정부는 앞으로 5년 동안 1조 원 이상의 재도전 펀드를 만들고 민간 금융을 쓰기 어려운 재도전자에게 2026년 1,000억 원의 정책자금을 공급하기로 했습니다. 5년간 1조 원은 한 해로 나누면 평균 2,000억 원 규모입니다. 동종 업종 재창업을 창업으로 인정하지 않는 기간을 3년에서 1년으로 줄이는 시행령 개정과 벤처투자의 연대책임 제한도 계획에 담겼습니다.</w:t>
       </w:r>
     </w:p>
     <w:p>
